--- a/demo/cybersafeadvisor-corporate-pack/support-moonbeam-trademark-intake-and-contact-profile.docx
+++ b/demo/cybersafeadvisor-corporate-pack/support-moonbeam-trademark-intake-and-contact-profile.docx
@@ -183,7 +183,7 @@
     </ns0:p>
     <ns0:p>
       <ns0:r>
-        <ns0:t>Counterparty or stakeholder: Lantern ['Holdings', 'Partners', 'Services', 'Group', 'Counsel'] (fictional).</ns0:t>
+        <ns0:t>Counterparty or stakeholder: Lantern Services (fictional).</ns0:t>
       </ns0:r>
     </ns0:p>
     <ns0:p>

--- a/demo/cybersafeadvisor-corporate-pack/support-moonbeam-trademark-intake-and-contact-profile.docx
+++ b/demo/cybersafeadvisor-corporate-pack/support-moonbeam-trademark-intake-and-contact-profile.docx
@@ -129,7 +129,12 @@
     </w:p>
     <w:p>
       <w:r>
-        <w:t>Primary contact: Robin Flores, Product Lead</w:t>
+        <w:t>Primary contact: Robin Flores, Founder</w:t>
+      </w:r>
+    </w:p>
+    <w:p>
+      <w:r>
+        <w:t>Secondary contact: Noah Bishop, Marketing Director</w:t>
       </w:r>
     </w:p>
     <w:p>
@@ -139,7 +144,17 @@
     </w:p>
     <w:p>
       <w:r>
-        <w:t>Direct line: +1-555-0117 · Email: robin.flores@example.invalid</w:t>
+        <w:t>Direct line: +1-202-555-0117 · Email: robin.flores@example.invalid</w:t>
+      </w:r>
+    </w:p>
+    <w:p>
+      <w:r>
+        <w:t>Client since: 2019-08-15 · Preferred contact: email · Weekdays, 1:00-4:00 p.m. Eastern</w:t>
+      </w:r>
+    </w:p>
+    <w:p>
+      <w:r>
+        <w:t>Billing profile: Monthly itemized invoice; electronic delivery; client approval required before third-party spend.</w:t>
       </w:r>
     </w:p>
     <w:p>
@@ -183,12 +198,12 @@
     </w:p>
     <w:p>
       <w:r>
-        <w:t>Counterparty or stakeholder: Lantern Services (fictional).</w:t>
+        <w:t>Counterparty or stakeholder: Sparkle Crumbs Confections, LLC (fictional).</w:t>
       </w:r>
     </w:p>
     <w:p>
       <w:r>
-        <w:t>Primary outside contact: Hayden Carter (counterparty-8@example.invalid).</w:t>
+        <w:t>Primary outside contact: Devon Price (counterparty-8@example.invalid).</w:t>
       </w:r>
     </w:p>
     <w:p>
